--- a/dataops/dataops_cv_gemini.docx
+++ b/dataops/dataops_cv_gemini.docx
@@ -2,20 +2,19 @@
 <file path=word/document.xml><?xml version="1.0" encoding="utf-8"?>
 <w:document xmlns:w="http://schemas.openxmlformats.org/wordprocessingml/2006/main" xmlns:m="http://schemas.openxmlformats.org/officeDocument/2006/math" xmlns:r="http://schemas.openxmlformats.org/officeDocument/2006/relationships" xmlns:o="urn:schemas-microsoft-com:office:office" xmlns:v="urn:schemas-microsoft-com:vml" xmlns:w10="urn:schemas-microsoft-com:office:word" xmlns:a="http://schemas.openxmlformats.org/drawingml/2006/main" xmlns:pic="http://schemas.openxmlformats.org/drawingml/2006/picture" xmlns:wp="http://schemas.openxmlformats.org/drawingml/2006/wordprocessingDrawing">
   <w:body>
+    <w:bookmarkStart w:id="28" w:name="miguel-de-sousa"/>
+    <w:p>
+      <w:pPr>
+        <w:pStyle w:val="Heading1"/>
+      </w:pPr>
+      <w:r>
+        <w:t xml:space="preserve">MIGUEL DE SOUSA</w:t>
+      </w:r>
+    </w:p>
     <w:p>
       <w:pPr>
         <w:pStyle w:val="FirstParagraph"/>
       </w:pPr>
-      <w:r>
-        <w:rPr>
-          <w:bCs/>
-          <w:b/>
-        </w:rPr>
-        <w:t xml:space="preserve">MIGUEL DE SOUSA</w:t>
-      </w:r>
-      <w:r>
-        <w:t xml:space="preserve"> </w:t>
-      </w:r>
       <w:r>
         <w:t xml:space="preserve">Olinda VIC 3788 | 0497 646 933 | miguel.desousa@protonmail.com</w:t>
       </w:r>
@@ -27,7 +26,7 @@
         </w:pict>
       </w:r>
     </w:p>
-    <w:bookmarkStart w:id="25" w:name="ai-infrastructure-dataops-engineer"/>
+    <w:bookmarkStart w:id="27" w:name="ai-infrastructure-dataops-engineer"/>
     <w:p>
       <w:pPr>
         <w:pStyle w:val="Heading2"/>
@@ -331,7 +330,30 @@
       </w:r>
     </w:p>
     <w:bookmarkEnd w:id="21"/>
-    <w:bookmarkStart w:id="22" w:name="professional-experience"/>
+    <w:bookmarkStart w:id="23" w:name="github"/>
+    <w:p>
+      <w:pPr>
+        <w:pStyle w:val="Heading3"/>
+      </w:pPr>
+      <w:r>
+        <w:t xml:space="preserve">GitHub</w:t>
+      </w:r>
+    </w:p>
+    <w:p>
+      <w:pPr>
+        <w:pStyle w:val="FirstParagraph"/>
+      </w:pPr>
+      <w:hyperlink r:id="rId22">
+        <w:r>
+          <w:rPr>
+            <w:rStyle w:val="Hyperlink"/>
+          </w:rPr>
+          <w:t xml:space="preserve">https://github.com/miguel-tronix</w:t>
+        </w:r>
+      </w:hyperlink>
+    </w:p>
+    <w:bookmarkEnd w:id="23"/>
+    <w:bookmarkStart w:id="24" w:name="professional-experience"/>
     <w:p>
       <w:pPr>
         <w:pStyle w:val="Heading3"/>
@@ -992,8 +1014,8 @@
         <w:t xml:space="preserve">Built GCP PoC cluster (GKE, PubSub, BigTable) evaluating cloud-native data platform alternatives.</w:t>
       </w:r>
     </w:p>
-    <w:bookmarkEnd w:id="22"/>
-    <w:bookmarkStart w:id="23" w:name="recent-projects"/>
+    <w:bookmarkEnd w:id="24"/>
+    <w:bookmarkStart w:id="25" w:name="recent-projects"/>
     <w:p>
       <w:pPr>
         <w:pStyle w:val="Heading3"/>
@@ -1255,8 +1277,8 @@
         <w:t xml:space="preserve">(multi-stage build, python:3.10-slim) with resource limits for reproducible execution across disparate compute environments.</w:t>
       </w:r>
     </w:p>
-    <w:bookmarkEnd w:id="23"/>
-    <w:bookmarkStart w:id="24" w:name="education"/>
+    <w:bookmarkEnd w:id="25"/>
+    <w:bookmarkStart w:id="26" w:name="education"/>
     <w:p>
       <w:pPr>
         <w:pStyle w:val="Heading3"/>
@@ -1290,8 +1312,9 @@
         </w:pict>
       </w:r>
     </w:p>
-    <w:bookmarkEnd w:id="24"/>
-    <w:bookmarkEnd w:id="25"/>
+    <w:bookmarkEnd w:id="26"/>
+    <w:bookmarkEnd w:id="27"/>
+    <w:bookmarkEnd w:id="28"/>
     <w:sectPr/>
   </w:body>
 </w:document>
